--- a/doc/Sample_Request_Form_Quick.docx
+++ b/doc/Sample_Request_Form_Quick.docx
@@ -1,6 +1,6 @@
 
 <file path=word/document.xml><?xml version="1.0" encoding="utf-8"?>
-<w:document xmlns:wpc="http://schemas.microsoft.com/office/word/2010/wordprocessingCanvas" xmlns:cx="http://schemas.microsoft.com/office/drawing/2014/chartex" xmlns:cx1="http://schemas.microsoft.com/office/drawing/2015/9/8/chartex" xmlns:cx2="http://schemas.microsoft.com/office/drawing/2015/10/21/chartex" xmlns:cx3="http://schemas.microsoft.com/office/drawing/2016/5/9/chartex" xmlns:cx4="http://schemas.microsoft.com/office/drawing/2016/5/10/chartex" xmlns:cx5="http://schemas.microsoft.com/office/drawing/2016/5/11/chartex" xmlns:cx6="http://schemas.microsoft.com/office/drawing/2016/5/12/chartex" xmlns:cx7="http://schemas.microsoft.com/office/drawing/2016/5/13/chartex" xmlns:cx8="http://schemas.microsoft.com/office/drawing/2016/5/14/chartex" xmlns:mc="http://schemas.openxmlformats.org/markup-compatibility/2006" xmlns:aink="http://schemas.microsoft.com/office/drawing/2016/ink" xmlns:am3d="http://schemas.microsoft.com/office/drawing/2017/model3d" xmlns:o="urn:schemas-microsoft-com:office:office" xmlns:oel="http://schemas.microsoft.com/office/2019/extlst" xmlns:r="http://schemas.openxmlformats.org/officeDocument/2006/relationships" xmlns:m="http://schemas.openxmlformats.org/officeDocument/2006/math" xmlns:v="urn:schemas-microsoft-com:vml" xmlns:wp14="http://schemas.microsoft.com/office/word/2010/wordprocessingDrawing" xmlns:wp="http://schemas.openxmlformats.org/drawingml/2006/wordprocessingDrawing" xmlns:w10="urn:schemas-microsoft-com:office:word" xmlns:w="http://schemas.openxmlformats.org/wordprocessingml/2006/main" xmlns:w14="http://schemas.microsoft.com/office/word/2010/wordml" xmlns:w15="http://schemas.microsoft.com/office/word/2012/wordml" xmlns:w16cei="http://schemas.microsoft.com/office/word/2026/wordml/cei" xmlns:w16cex="http://schemas.microsoft.com/office/word/2018/wordml/cex" xmlns:w16cid="http://schemas.microsoft.com/office/word/2016/wordml/cid" xmlns:w16="http://schemas.microsoft.com/office/word/2018/wordml" xmlns:w16du="http://schemas.microsoft.com/office/word/2023/wordml/word16du" xmlns:w16sdtdh="http://schemas.microsoft.com/office/word/2020/wordml/sdtdatahash" xmlns:w16sdtfl="http://schemas.microsoft.com/office/word/2024/wordml/sdtformatlock" xmlns:w16se="http://schemas.microsoft.com/office/word/2015/wordml/symex" xmlns:wpg="http://schemas.microsoft.com/office/word/2010/wordprocessingGroup" xmlns:wpi="http://schemas.microsoft.com/office/word/2010/wordprocessingInk" xmlns:wne="http://schemas.microsoft.com/office/word/2006/wordml" xmlns:wps="http://schemas.microsoft.com/office/word/2010/wordprocessingShape" mc:Ignorable="w14 w15 w16se w16cid w16 w16cex w16sdtdh w16sdtfl w16du wp14">
+<w:document xmlns:wpc="http://schemas.microsoft.com/office/word/2010/wordprocessingCanvas" xmlns:cx="http://schemas.microsoft.com/office/drawing/2014/chartex" xmlns:cx1="http://schemas.microsoft.com/office/drawing/2015/9/8/chartex" xmlns:cx2="http://schemas.microsoft.com/office/drawing/2015/10/21/chartex" xmlns:cx3="http://schemas.microsoft.com/office/drawing/2016/5/9/chartex" xmlns:cx4="http://schemas.microsoft.com/office/drawing/2016/5/10/chartex" xmlns:cx5="http://schemas.microsoft.com/office/drawing/2016/5/11/chartex" xmlns:cx6="http://schemas.microsoft.com/office/drawing/2016/5/12/chartex" xmlns:cx7="http://schemas.microsoft.com/office/drawing/2016/5/13/chartex" xmlns:cx8="http://schemas.microsoft.com/office/drawing/2016/5/14/chartex" xmlns:mc="http://schemas.openxmlformats.org/markup-compatibility/2006" xmlns:aink="http://schemas.microsoft.com/office/drawing/2016/ink" xmlns:am3d="http://schemas.microsoft.com/office/drawing/2017/model3d" xmlns:o="urn:schemas-microsoft-com:office:office" xmlns:oel="http://schemas.microsoft.com/office/2019/extlst" xmlns:r="http://schemas.openxmlformats.org/officeDocument/2006/relationships" xmlns:m="http://schemas.openxmlformats.org/officeDocument/2006/math" xmlns:v="urn:schemas-microsoft-com:vml" xmlns:wp14="http://schemas.microsoft.com/office/word/2010/wordprocessingDrawing" xmlns:wp="http://schemas.openxmlformats.org/drawingml/2006/wordprocessingDrawing" xmlns:w10="urn:schemas-microsoft-com:office:word" xmlns:w="http://schemas.openxmlformats.org/wordprocessingml/2006/main" xmlns:w14="http://schemas.microsoft.com/office/word/2010/wordml" xmlns:w15="http://schemas.microsoft.com/office/word/2012/wordml" xmlns:w16cex="http://schemas.microsoft.com/office/word/2018/wordml/cex" xmlns:w16cid="http://schemas.microsoft.com/office/word/2016/wordml/cid" xmlns:w16="http://schemas.microsoft.com/office/word/2018/wordml" xmlns:w16du="http://schemas.microsoft.com/office/word/2023/wordml/word16du" xmlns:w16sdtdh="http://schemas.microsoft.com/office/word/2020/wordml/sdtdatahash" xmlns:w16sdtfl="http://schemas.microsoft.com/office/word/2024/wordml/sdtformatlock" xmlns:w16se="http://schemas.microsoft.com/office/word/2015/wordml/symex" xmlns:wpg="http://schemas.microsoft.com/office/word/2010/wordprocessingGroup" xmlns:wpi="http://schemas.microsoft.com/office/word/2010/wordprocessingInk" xmlns:wne="http://schemas.microsoft.com/office/word/2006/wordml" xmlns:wps="http://schemas.microsoft.com/office/word/2010/wordprocessingShape" mc:Ignorable="w14 w15 w16se w16cid w16 w16cex w16sdtdh w16sdtfl w16du wp14">
   <w:body>
     <w:tbl>
       <w:tblPr>
@@ -24,12 +24,6 @@
         <w:gridCol w:w="4396"/>
       </w:tblGrid>
       <w:tr>
-        <w:tblPrEx>
-          <w:tblCellMar>
-            <w:top w:w="0" w:type="dxa"/>
-            <w:bottom w:w="0" w:type="dxa"/>
-          </w:tblCellMar>
-        </w:tblPrEx>
         <w:tc>
           <w:tcPr>
             <w:tcW w:w="2900" w:type="pct"/>
@@ -77,7 +71,27 @@
                 <w:sz w:val="36"/>
                 <w:szCs w:val="36"/>
               </w:rPr>
-              <w:t>指定樣品 / 快速詢價表單</w:t>
+              <w:t>指定樣品</w:t>
+            </w:r>
+            <w:r>
+              <w:rPr>
+                <w:b/>
+                <w:bCs/>
+                <w:color w:val="1E3A8A"/>
+                <w:sz w:val="36"/>
+                <w:szCs w:val="36"/>
+              </w:rPr>
+              <w:t xml:space="preserve"> / </w:t>
+            </w:r>
+            <w:r>
+              <w:rPr>
+                <w:b/>
+                <w:bCs/>
+                <w:color w:val="1E3A8A"/>
+                <w:sz w:val="36"/>
+                <w:szCs w:val="36"/>
+              </w:rPr>
+              <w:t>快速詢價表單</w:t>
             </w:r>
           </w:p>
         </w:tc>
@@ -129,7 +143,43 @@
               <w:rPr>
                 <w:color w:val="475569"/>
               </w:rPr>
-              <w:t>地址: 40661 台中市北屯區廍子巷116號1樓</w:t>
+              <w:t>地址</w:t>
+            </w:r>
+            <w:r>
+              <w:rPr>
+                <w:color w:val="475569"/>
+              </w:rPr>
+              <w:t xml:space="preserve">: 40661 </w:t>
+            </w:r>
+            <w:r>
+              <w:rPr>
+                <w:color w:val="475569"/>
+              </w:rPr>
+              <w:t>台中市北屯區廍子巷</w:t>
+            </w:r>
+            <w:r>
+              <w:rPr>
+                <w:color w:val="475569"/>
+              </w:rPr>
+              <w:t>116</w:t>
+            </w:r>
+            <w:r>
+              <w:rPr>
+                <w:color w:val="475569"/>
+              </w:rPr>
+              <w:t>號</w:t>
+            </w:r>
+            <w:r>
+              <w:rPr>
+                <w:color w:val="475569"/>
+              </w:rPr>
+              <w:t>1</w:t>
+            </w:r>
+            <w:r>
+              <w:rPr>
+                <w:color w:val="475569"/>
+              </w:rPr>
+              <w:t>樓</w:t>
             </w:r>
           </w:p>
         </w:tc>
@@ -177,12 +227,6 @@
         <w:gridCol w:w="2928"/>
       </w:tblGrid>
       <w:tr>
-        <w:tblPrEx>
-          <w:tblCellMar>
-            <w:top w:w="0" w:type="dxa"/>
-            <w:bottom w:w="0" w:type="dxa"/>
-          </w:tblCellMar>
-        </w:tblPrEx>
         <w:tc>
           <w:tcPr>
             <w:tcW w:w="1100" w:type="pct"/>
@@ -202,7 +246,16 @@
                 <w:sz w:val="28"/>
                 <w:szCs w:val="28"/>
               </w:rPr>
-              <w:t>公司名稱 *</w:t>
+              <w:t>公司名稱</w:t>
+            </w:r>
+            <w:r>
+              <w:rPr>
+                <w:b/>
+                <w:bCs/>
+                <w:sz w:val="28"/>
+                <w:szCs w:val="28"/>
+              </w:rPr>
+              <w:t xml:space="preserve"> *</w:t>
             </w:r>
           </w:p>
         </w:tc>
@@ -238,7 +291,16 @@
                 <w:sz w:val="28"/>
                 <w:szCs w:val="28"/>
               </w:rPr>
-              <w:t>聯絡人（職稱）*</w:t>
+              <w:t>聯絡人（職稱）</w:t>
+            </w:r>
+            <w:r>
+              <w:rPr>
+                <w:b/>
+                <w:bCs/>
+                <w:sz w:val="28"/>
+                <w:szCs w:val="28"/>
+              </w:rPr>
+              <w:t>*</w:t>
             </w:r>
           </w:p>
         </w:tc>
@@ -257,12 +319,6 @@
         </w:tc>
       </w:tr>
       <w:tr>
-        <w:tblPrEx>
-          <w:tblCellMar>
-            <w:top w:w="0" w:type="dxa"/>
-            <w:bottom w:w="0" w:type="dxa"/>
-          </w:tblCellMar>
-        </w:tblPrEx>
         <w:tc>
           <w:tcPr>
             <w:tcW w:w="0" w:type="auto"/>
@@ -282,7 +338,16 @@
                 <w:sz w:val="28"/>
                 <w:szCs w:val="28"/>
               </w:rPr>
-              <w:t>電子信箱 *</w:t>
+              <w:t>電子信箱</w:t>
+            </w:r>
+            <w:r>
+              <w:rPr>
+                <w:b/>
+                <w:bCs/>
+                <w:sz w:val="28"/>
+                <w:szCs w:val="28"/>
+              </w:rPr>
+              <w:t xml:space="preserve"> *</w:t>
             </w:r>
           </w:p>
         </w:tc>
@@ -318,7 +383,34 @@
                 <w:sz w:val="28"/>
                 <w:szCs w:val="28"/>
               </w:rPr>
-              <w:t>聯絡電話 / 手機 *</w:t>
+              <w:t>聯絡電話</w:t>
+            </w:r>
+            <w:r>
+              <w:rPr>
+                <w:b/>
+                <w:bCs/>
+                <w:sz w:val="28"/>
+                <w:szCs w:val="28"/>
+              </w:rPr>
+              <w:t xml:space="preserve"> / </w:t>
+            </w:r>
+            <w:r>
+              <w:rPr>
+                <w:b/>
+                <w:bCs/>
+                <w:sz w:val="28"/>
+                <w:szCs w:val="28"/>
+              </w:rPr>
+              <w:t>手機</w:t>
+            </w:r>
+            <w:r>
+              <w:rPr>
+                <w:b/>
+                <w:bCs/>
+                <w:sz w:val="28"/>
+                <w:szCs w:val="28"/>
+              </w:rPr>
+              <w:t xml:space="preserve"> *</w:t>
             </w:r>
           </w:p>
         </w:tc>
@@ -337,12 +429,6 @@
         </w:tc>
       </w:tr>
       <w:tr>
-        <w:tblPrEx>
-          <w:tblCellMar>
-            <w:top w:w="0" w:type="dxa"/>
-            <w:bottom w:w="0" w:type="dxa"/>
-          </w:tblCellMar>
-        </w:tblPrEx>
         <w:tc>
           <w:tcPr>
             <w:tcW w:w="0" w:type="auto"/>
@@ -362,7 +448,16 @@
                 <w:sz w:val="28"/>
                 <w:szCs w:val="28"/>
               </w:rPr>
-              <w:t>指定索樣產品與數量 *</w:t>
+              <w:t>指定索樣產品與數量</w:t>
+            </w:r>
+            <w:r>
+              <w:rPr>
+                <w:b/>
+                <w:bCs/>
+                <w:sz w:val="28"/>
+                <w:szCs w:val="28"/>
+              </w:rPr>
+              <w:t xml:space="preserve"> *</w:t>
             </w:r>
           </w:p>
         </w:tc>
@@ -382,7 +477,6 @@
           <w:p>
             <w:pPr>
               <w:rPr>
-                <w:rFonts w:hint="eastAsia"/>
                 <w:sz w:val="28"/>
                 <w:szCs w:val="28"/>
               </w:rPr>
@@ -391,12 +485,6 @@
         </w:tc>
       </w:tr>
       <w:tr>
-        <w:tblPrEx>
-          <w:tblCellMar>
-            <w:top w:w="0" w:type="dxa"/>
-            <w:bottom w:w="0" w:type="dxa"/>
-          </w:tblCellMar>
-        </w:tblPrEx>
         <w:tc>
           <w:tcPr>
             <w:tcW w:w="0" w:type="auto"/>
@@ -416,7 +504,16 @@
                 <w:sz w:val="28"/>
                 <w:szCs w:val="28"/>
               </w:rPr>
-              <w:t>樣品寄送地址 *</w:t>
+              <w:t>樣品寄送地址</w:t>
+            </w:r>
+            <w:r>
+              <w:rPr>
+                <w:b/>
+                <w:bCs/>
+                <w:sz w:val="28"/>
+                <w:szCs w:val="28"/>
+              </w:rPr>
+              <w:t xml:space="preserve"> *</w:t>
             </w:r>
           </w:p>
         </w:tc>
@@ -444,12 +541,6 @@
         </w:tc>
       </w:tr>
       <w:tr>
-        <w:tblPrEx>
-          <w:tblCellMar>
-            <w:top w:w="0" w:type="dxa"/>
-            <w:bottom w:w="0" w:type="dxa"/>
-          </w:tblCellMar>
-        </w:tblPrEx>
         <w:tc>
           <w:tcPr>
             <w:tcW w:w="0" w:type="auto"/>
@@ -469,7 +560,25 @@
                 <w:sz w:val="28"/>
                 <w:szCs w:val="28"/>
               </w:rPr>
-              <w:t>備註 / 詢問內容</w:t>
+              <w:t>備註</w:t>
+            </w:r>
+            <w:r>
+              <w:rPr>
+                <w:b/>
+                <w:bCs/>
+                <w:sz w:val="28"/>
+                <w:szCs w:val="28"/>
+              </w:rPr>
+              <w:t xml:space="preserve"> / </w:t>
+            </w:r>
+            <w:r>
+              <w:rPr>
+                <w:b/>
+                <w:bCs/>
+                <w:sz w:val="28"/>
+                <w:szCs w:val="28"/>
+              </w:rPr>
+              <w:t>詢問內容</w:t>
             </w:r>
           </w:p>
         </w:tc>
@@ -535,7 +644,15 @@
           <w:sz w:val="22"/>
           <w:szCs w:val="22"/>
         </w:rPr>
-        <w:t>※ 本調查表內所含之個人資料將受我司嚴格保護，並僅作為公司業務聯繫使用。</w:t>
+        <w:t xml:space="preserve">※ </w:t>
+      </w:r>
+      <w:r>
+        <w:rPr>
+          <w:color w:val="475569"/>
+          <w:sz w:val="22"/>
+          <w:szCs w:val="22"/>
+        </w:rPr>
+        <w:t>本調查表內所含之個人資料將受我司嚴格保護，並僅作為公司業務聯繫使用。</w:t>
       </w:r>
     </w:p>
     <w:p>
@@ -553,7 +670,16 @@
           <w:sz w:val="24"/>
           <w:szCs w:val="24"/>
         </w:rPr>
-        <w:t xml:space="preserve">習慣傳真作業？填妥後請傳真至 </w:t>
+        <w:t>填妥後請傳真至</w:t>
+      </w:r>
+      <w:r>
+        <w:rPr>
+          <w:b/>
+          <w:bCs/>
+          <w:sz w:val="24"/>
+          <w:szCs w:val="24"/>
+        </w:rPr>
+        <w:t xml:space="preserve"> </w:t>
       </w:r>
       <w:r>
         <w:rPr>
@@ -572,7 +698,43 @@
           <w:sz w:val="24"/>
           <w:szCs w:val="24"/>
         </w:rPr>
-        <w:t xml:space="preserve"> 或 E-mail 至 </w:t>
+        <w:t xml:space="preserve"> </w:t>
+      </w:r>
+      <w:r>
+        <w:rPr>
+          <w:b/>
+          <w:bCs/>
+          <w:sz w:val="24"/>
+          <w:szCs w:val="24"/>
+        </w:rPr>
+        <w:t>或</w:t>
+      </w:r>
+      <w:r>
+        <w:rPr>
+          <w:b/>
+          <w:bCs/>
+          <w:sz w:val="24"/>
+          <w:szCs w:val="24"/>
+        </w:rPr>
+        <w:t xml:space="preserve"> E-mail </w:t>
+      </w:r>
+      <w:r>
+        <w:rPr>
+          <w:b/>
+          <w:bCs/>
+          <w:sz w:val="24"/>
+          <w:szCs w:val="24"/>
+        </w:rPr>
+        <w:t>至</w:t>
+      </w:r>
+      <w:r>
+        <w:rPr>
+          <w:b/>
+          <w:bCs/>
+          <w:sz w:val="24"/>
+          <w:szCs w:val="24"/>
+        </w:rPr>
+        <w:t xml:space="preserve"> </w:t>
       </w:r>
       <w:r>
         <w:rPr>
@@ -602,8 +764,46 @@
 </w:document>
 </file>
 
+<file path=word/endnotes.xml><?xml version="1.0" encoding="utf-8"?>
+<w:endnotes xmlns:wpc="http://schemas.microsoft.com/office/word/2010/wordprocessingCanvas" xmlns:cx="http://schemas.microsoft.com/office/drawing/2014/chartex" xmlns:cx1="http://schemas.microsoft.com/office/drawing/2015/9/8/chartex" xmlns:cx2="http://schemas.microsoft.com/office/drawing/2015/10/21/chartex" xmlns:cx3="http://schemas.microsoft.com/office/drawing/2016/5/9/chartex" xmlns:cx4="http://schemas.microsoft.com/office/drawing/2016/5/10/chartex" xmlns:cx5="http://schemas.microsoft.com/office/drawing/2016/5/11/chartex" xmlns:cx6="http://schemas.microsoft.com/office/drawing/2016/5/12/chartex" xmlns:cx7="http://schemas.microsoft.com/office/drawing/2016/5/13/chartex" xmlns:cx8="http://schemas.microsoft.com/office/drawing/2016/5/14/chartex" xmlns:mc="http://schemas.openxmlformats.org/markup-compatibility/2006" xmlns:aink="http://schemas.microsoft.com/office/drawing/2016/ink" xmlns:am3d="http://schemas.microsoft.com/office/drawing/2017/model3d" xmlns:o="urn:schemas-microsoft-com:office:office" xmlns:oel="http://schemas.microsoft.com/office/2019/extlst" xmlns:r="http://schemas.openxmlformats.org/officeDocument/2006/relationships" xmlns:m="http://schemas.openxmlformats.org/officeDocument/2006/math" xmlns:v="urn:schemas-microsoft-com:vml" xmlns:wp14="http://schemas.microsoft.com/office/word/2010/wordprocessingDrawing" xmlns:wp="http://schemas.openxmlformats.org/drawingml/2006/wordprocessingDrawing" xmlns:w10="urn:schemas-microsoft-com:office:word" xmlns:w="http://schemas.openxmlformats.org/wordprocessingml/2006/main" xmlns:w14="http://schemas.microsoft.com/office/word/2010/wordml" xmlns:w15="http://schemas.microsoft.com/office/word/2012/wordml" xmlns:w16cex="http://schemas.microsoft.com/office/word/2018/wordml/cex" xmlns:w16cid="http://schemas.microsoft.com/office/word/2016/wordml/cid" xmlns:w16="http://schemas.microsoft.com/office/word/2018/wordml" xmlns:w16du="http://schemas.microsoft.com/office/word/2023/wordml/word16du" xmlns:w16sdtdh="http://schemas.microsoft.com/office/word/2020/wordml/sdtdatahash" xmlns:w16sdtfl="http://schemas.microsoft.com/office/word/2024/wordml/sdtformatlock" xmlns:w16se="http://schemas.microsoft.com/office/word/2015/wordml/symex" xmlns:wpg="http://schemas.microsoft.com/office/word/2010/wordprocessingGroup" xmlns:wpi="http://schemas.microsoft.com/office/word/2010/wordprocessingInk" xmlns:wne="http://schemas.microsoft.com/office/word/2006/wordml" xmlns:wps="http://schemas.microsoft.com/office/word/2010/wordprocessingShape" mc:Ignorable="w14 w15 w16se w16cid w16 w16cex w16sdtdh w16sdtfl w16du wp14">
+  <w:endnote w:type="separator" w:id="-1">
+    <w:p>
+      <w:r>
+        <w:separator/>
+      </w:r>
+    </w:p>
+  </w:endnote>
+  <w:endnote w:type="continuationSeparator" w:id="0">
+    <w:p>
+      <w:r>
+        <w:continuationSeparator/>
+      </w:r>
+    </w:p>
+  </w:endnote>
+</w:endnotes>
+</file>
+
+<file path=word/footnotes.xml><?xml version="1.0" encoding="utf-8"?>
+<w:footnotes xmlns:wpc="http://schemas.microsoft.com/office/word/2010/wordprocessingCanvas" xmlns:cx="http://schemas.microsoft.com/office/drawing/2014/chartex" xmlns:cx1="http://schemas.microsoft.com/office/drawing/2015/9/8/chartex" xmlns:cx2="http://schemas.microsoft.com/office/drawing/2015/10/21/chartex" xmlns:cx3="http://schemas.microsoft.com/office/drawing/2016/5/9/chartex" xmlns:cx4="http://schemas.microsoft.com/office/drawing/2016/5/10/chartex" xmlns:cx5="http://schemas.microsoft.com/office/drawing/2016/5/11/chartex" xmlns:cx6="http://schemas.microsoft.com/office/drawing/2016/5/12/chartex" xmlns:cx7="http://schemas.microsoft.com/office/drawing/2016/5/13/chartex" xmlns:cx8="http://schemas.microsoft.com/office/drawing/2016/5/14/chartex" xmlns:mc="http://schemas.openxmlformats.org/markup-compatibility/2006" xmlns:aink="http://schemas.microsoft.com/office/drawing/2016/ink" xmlns:am3d="http://schemas.microsoft.com/office/drawing/2017/model3d" xmlns:o="urn:schemas-microsoft-com:office:office" xmlns:oel="http://schemas.microsoft.com/office/2019/extlst" xmlns:r="http://schemas.openxmlformats.org/officeDocument/2006/relationships" xmlns:m="http://schemas.openxmlformats.org/officeDocument/2006/math" xmlns:v="urn:schemas-microsoft-com:vml" xmlns:wp14="http://schemas.microsoft.com/office/word/2010/wordprocessingDrawing" xmlns:wp="http://schemas.openxmlformats.org/drawingml/2006/wordprocessingDrawing" xmlns:w10="urn:schemas-microsoft-com:office:word" xmlns:w="http://schemas.openxmlformats.org/wordprocessingml/2006/main" xmlns:w14="http://schemas.microsoft.com/office/word/2010/wordml" xmlns:w15="http://schemas.microsoft.com/office/word/2012/wordml" xmlns:w16cex="http://schemas.microsoft.com/office/word/2018/wordml/cex" xmlns:w16cid="http://schemas.microsoft.com/office/word/2016/wordml/cid" xmlns:w16="http://schemas.microsoft.com/office/word/2018/wordml" xmlns:w16du="http://schemas.microsoft.com/office/word/2023/wordml/word16du" xmlns:w16sdtdh="http://schemas.microsoft.com/office/word/2020/wordml/sdtdatahash" xmlns:w16sdtfl="http://schemas.microsoft.com/office/word/2024/wordml/sdtformatlock" xmlns:w16se="http://schemas.microsoft.com/office/word/2015/wordml/symex" xmlns:wpg="http://schemas.microsoft.com/office/word/2010/wordprocessingGroup" xmlns:wpi="http://schemas.microsoft.com/office/word/2010/wordprocessingInk" xmlns:wne="http://schemas.microsoft.com/office/word/2006/wordml" xmlns:wps="http://schemas.microsoft.com/office/word/2010/wordprocessingShape" mc:Ignorable="w14 w15 w16se w16cid w16 w16cex w16sdtdh w16sdtfl w16du wp14">
+  <w:footnote w:type="separator" w:id="-1">
+    <w:p>
+      <w:r>
+        <w:separator/>
+      </w:r>
+    </w:p>
+  </w:footnote>
+  <w:footnote w:type="continuationSeparator" w:id="0">
+    <w:p>
+      <w:r>
+        <w:continuationSeparator/>
+      </w:r>
+    </w:p>
+  </w:footnote>
+</w:footnotes>
+</file>
+
 <file path=word/numbering.xml><?xml version="1.0" encoding="utf-8"?>
-<w:numbering xmlns:wpc="http://schemas.microsoft.com/office/word/2010/wordprocessingCanvas" xmlns:cx="http://schemas.microsoft.com/office/drawing/2014/chartex" xmlns:cx1="http://schemas.microsoft.com/office/drawing/2015/9/8/chartex" xmlns:cx2="http://schemas.microsoft.com/office/drawing/2015/10/21/chartex" xmlns:cx3="http://schemas.microsoft.com/office/drawing/2016/5/9/chartex" xmlns:cx4="http://schemas.microsoft.com/office/drawing/2016/5/10/chartex" xmlns:cx5="http://schemas.microsoft.com/office/drawing/2016/5/11/chartex" xmlns:cx6="http://schemas.microsoft.com/office/drawing/2016/5/12/chartex" xmlns:cx7="http://schemas.microsoft.com/office/drawing/2016/5/13/chartex" xmlns:cx8="http://schemas.microsoft.com/office/drawing/2016/5/14/chartex" xmlns:mc="http://schemas.openxmlformats.org/markup-compatibility/2006" xmlns:aink="http://schemas.microsoft.com/office/drawing/2016/ink" xmlns:am3d="http://schemas.microsoft.com/office/drawing/2017/model3d" xmlns:o="urn:schemas-microsoft-com:office:office" xmlns:oel="http://schemas.microsoft.com/office/2019/extlst" xmlns:r="http://schemas.openxmlformats.org/officeDocument/2006/relationships" xmlns:m="http://schemas.openxmlformats.org/officeDocument/2006/math" xmlns:v="urn:schemas-microsoft-com:vml" xmlns:wp14="http://schemas.microsoft.com/office/word/2010/wordprocessingDrawing" xmlns:wp="http://schemas.openxmlformats.org/drawingml/2006/wordprocessingDrawing" xmlns:w10="urn:schemas-microsoft-com:office:word" xmlns:w="http://schemas.openxmlformats.org/wordprocessingml/2006/main" xmlns:w14="http://schemas.microsoft.com/office/word/2010/wordml" xmlns:w15="http://schemas.microsoft.com/office/word/2012/wordml" xmlns:w16cei="http://schemas.microsoft.com/office/word/2026/wordml/cei" xmlns:w16cex="http://schemas.microsoft.com/office/word/2018/wordml/cex" xmlns:w16cid="http://schemas.microsoft.com/office/word/2016/wordml/cid" xmlns:w16="http://schemas.microsoft.com/office/word/2018/wordml" xmlns:w16du="http://schemas.microsoft.com/office/word/2023/wordml/word16du" xmlns:w16sdtdh="http://schemas.microsoft.com/office/word/2020/wordml/sdtdatahash" xmlns:w16sdtfl="http://schemas.microsoft.com/office/word/2024/wordml/sdtformatlock" xmlns:w16se="http://schemas.microsoft.com/office/word/2015/wordml/symex" xmlns:wpg="http://schemas.microsoft.com/office/word/2010/wordprocessingGroup" xmlns:wpi="http://schemas.microsoft.com/office/word/2010/wordprocessingInk" xmlns:wne="http://schemas.microsoft.com/office/word/2006/wordml" xmlns:wps="http://schemas.microsoft.com/office/word/2010/wordprocessingShape" mc:Ignorable="w14 w15 w16se w16cid w16 w16cex w16sdtdh w16sdtfl w16du wp14">
+<w:numbering xmlns:wpc="http://schemas.microsoft.com/office/word/2010/wordprocessingCanvas" xmlns:cx="http://schemas.microsoft.com/office/drawing/2014/chartex" xmlns:cx1="http://schemas.microsoft.com/office/drawing/2015/9/8/chartex" xmlns:cx2="http://schemas.microsoft.com/office/drawing/2015/10/21/chartex" xmlns:cx3="http://schemas.microsoft.com/office/drawing/2016/5/9/chartex" xmlns:cx4="http://schemas.microsoft.com/office/drawing/2016/5/10/chartex" xmlns:cx5="http://schemas.microsoft.com/office/drawing/2016/5/11/chartex" xmlns:cx6="http://schemas.microsoft.com/office/drawing/2016/5/12/chartex" xmlns:cx7="http://schemas.microsoft.com/office/drawing/2016/5/13/chartex" xmlns:cx8="http://schemas.microsoft.com/office/drawing/2016/5/14/chartex" xmlns:mc="http://schemas.openxmlformats.org/markup-compatibility/2006" xmlns:aink="http://schemas.microsoft.com/office/drawing/2016/ink" xmlns:am3d="http://schemas.microsoft.com/office/drawing/2017/model3d" xmlns:o="urn:schemas-microsoft-com:office:office" xmlns:oel="http://schemas.microsoft.com/office/2019/extlst" xmlns:r="http://schemas.openxmlformats.org/officeDocument/2006/relationships" xmlns:m="http://schemas.openxmlformats.org/officeDocument/2006/math" xmlns:v="urn:schemas-microsoft-com:vml" xmlns:wp14="http://schemas.microsoft.com/office/word/2010/wordprocessingDrawing" xmlns:wp="http://schemas.openxmlformats.org/drawingml/2006/wordprocessingDrawing" xmlns:w10="urn:schemas-microsoft-com:office:word" xmlns:w="http://schemas.openxmlformats.org/wordprocessingml/2006/main" xmlns:w14="http://schemas.microsoft.com/office/word/2010/wordml" xmlns:w15="http://schemas.microsoft.com/office/word/2012/wordml" xmlns:w16cex="http://schemas.microsoft.com/office/word/2018/wordml/cex" xmlns:w16cid="http://schemas.microsoft.com/office/word/2016/wordml/cid" xmlns:w16="http://schemas.microsoft.com/office/word/2018/wordml" xmlns:w16du="http://schemas.microsoft.com/office/word/2023/wordml/word16du" xmlns:w16sdtdh="http://schemas.microsoft.com/office/word/2020/wordml/sdtdatahash" xmlns:w16sdtfl="http://schemas.microsoft.com/office/word/2024/wordml/sdtformatlock" xmlns:w16se="http://schemas.microsoft.com/office/word/2015/wordml/symex" xmlns:wpg="http://schemas.microsoft.com/office/word/2010/wordprocessingGroup" xmlns:wpi="http://schemas.microsoft.com/office/word/2010/wordprocessingInk" xmlns:wne="http://schemas.microsoft.com/office/word/2006/wordml" xmlns:wps="http://schemas.microsoft.com/office/word/2010/wordprocessingShape" mc:Ignorable="w14 w15 w16se w16cid w16 w16cex w16sdtdh w16sdtfl w16du wp14">
   <w:abstractNum w:abstractNumId="0" w15:restartNumberingAfterBreak="0">
     <w:nsid w:val="647E0017"/>
     <w:multiLevelType w:val="hybridMultilevel"/>
@@ -1291,6 +1491,50 @@
       <w:szCs w:val="20"/>
     </w:rPr>
   </w:style>
+  <w:style w:type="paragraph" w:styleId="ac">
+    <w:name w:val="header"/>
+    <w:basedOn w:val="a"/>
+    <w:link w:val="ad"/>
+    <w:uiPriority w:val="99"/>
+    <w:unhideWhenUsed/>
+    <w:rsid w:val="00B80949"/>
+    <w:pPr>
+      <w:tabs>
+        <w:tab w:val="center" w:pos="4153"/>
+        <w:tab w:val="right" w:pos="8306"/>
+      </w:tabs>
+      <w:snapToGrid w:val="0"/>
+    </w:pPr>
+  </w:style>
+  <w:style w:type="character" w:customStyle="1" w:styleId="ad">
+    <w:name w:val="頁首 字元"/>
+    <w:basedOn w:val="a0"/>
+    <w:link w:val="ac"/>
+    <w:uiPriority w:val="99"/>
+    <w:rsid w:val="00B80949"/>
+  </w:style>
+  <w:style w:type="paragraph" w:styleId="ae">
+    <w:name w:val="footer"/>
+    <w:basedOn w:val="a"/>
+    <w:link w:val="af"/>
+    <w:uiPriority w:val="99"/>
+    <w:unhideWhenUsed/>
+    <w:rsid w:val="00B80949"/>
+    <w:pPr>
+      <w:tabs>
+        <w:tab w:val="center" w:pos="4153"/>
+        <w:tab w:val="right" w:pos="8306"/>
+      </w:tabs>
+      <w:snapToGrid w:val="0"/>
+    </w:pPr>
+  </w:style>
+  <w:style w:type="character" w:customStyle="1" w:styleId="af">
+    <w:name w:val="頁尾 字元"/>
+    <w:basedOn w:val="a0"/>
+    <w:link w:val="ae"/>
+    <w:uiPriority w:val="99"/>
+    <w:rsid w:val="00B80949"/>
+  </w:style>
 </w:styles>
 </file>
 

--- a/doc/Sample_Request_Form_Quick.docx
+++ b/doc/Sample_Request_Form_Quick.docx
@@ -71,27 +71,7 @@
                 <w:sz w:val="36"/>
                 <w:szCs w:val="36"/>
               </w:rPr>
-              <w:t>指定樣品</w:t>
-            </w:r>
-            <w:r>
-              <w:rPr>
-                <w:b/>
-                <w:bCs/>
-                <w:color w:val="1E3A8A"/>
-                <w:sz w:val="36"/>
-                <w:szCs w:val="36"/>
-              </w:rPr>
-              <w:t xml:space="preserve"> / </w:t>
-            </w:r>
-            <w:r>
-              <w:rPr>
-                <w:b/>
-                <w:bCs/>
-                <w:color w:val="1E3A8A"/>
-                <w:sz w:val="36"/>
-                <w:szCs w:val="36"/>
-              </w:rPr>
-              <w:t>快速詢價表單</w:t>
+              <w:t>指定樣品 / 快速詢價表單</w:t>
             </w:r>
           </w:p>
         </w:tc>
@@ -143,43 +123,7 @@
               <w:rPr>
                 <w:color w:val="475569"/>
               </w:rPr>
-              <w:t>地址</w:t>
-            </w:r>
-            <w:r>
-              <w:rPr>
-                <w:color w:val="475569"/>
-              </w:rPr>
-              <w:t xml:space="preserve">: 40661 </w:t>
-            </w:r>
-            <w:r>
-              <w:rPr>
-                <w:color w:val="475569"/>
-              </w:rPr>
-              <w:t>台中市北屯區廍子巷</w:t>
-            </w:r>
-            <w:r>
-              <w:rPr>
-                <w:color w:val="475569"/>
-              </w:rPr>
-              <w:t>116</w:t>
-            </w:r>
-            <w:r>
-              <w:rPr>
-                <w:color w:val="475569"/>
-              </w:rPr>
-              <w:t>號</w:t>
-            </w:r>
-            <w:r>
-              <w:rPr>
-                <w:color w:val="475569"/>
-              </w:rPr>
-              <w:t>1</w:t>
-            </w:r>
-            <w:r>
-              <w:rPr>
-                <w:color w:val="475569"/>
-              </w:rPr>
-              <w:t>樓</w:t>
+              <w:t>地址: 40661 台中市北屯區廍子巷116號1樓</w:t>
             </w:r>
           </w:p>
         </w:tc>
@@ -246,16 +190,7 @@
                 <w:sz w:val="28"/>
                 <w:szCs w:val="28"/>
               </w:rPr>
-              <w:t>公司名稱</w:t>
-            </w:r>
-            <w:r>
-              <w:rPr>
-                <w:b/>
-                <w:bCs/>
-                <w:sz w:val="28"/>
-                <w:szCs w:val="28"/>
-              </w:rPr>
-              <w:t xml:space="preserve"> *</w:t>
+              <w:t>公司名稱 *</w:t>
             </w:r>
           </w:p>
         </w:tc>
@@ -291,16 +226,7 @@
                 <w:sz w:val="28"/>
                 <w:szCs w:val="28"/>
               </w:rPr>
-              <w:t>聯絡人（職稱）</w:t>
-            </w:r>
-            <w:r>
-              <w:rPr>
-                <w:b/>
-                <w:bCs/>
-                <w:sz w:val="28"/>
-                <w:szCs w:val="28"/>
-              </w:rPr>
-              <w:t>*</w:t>
+              <w:t>聯絡人（職稱）*</w:t>
             </w:r>
           </w:p>
         </w:tc>
@@ -338,16 +264,7 @@
                 <w:sz w:val="28"/>
                 <w:szCs w:val="28"/>
               </w:rPr>
-              <w:t>電子信箱</w:t>
-            </w:r>
-            <w:r>
-              <w:rPr>
-                <w:b/>
-                <w:bCs/>
-                <w:sz w:val="28"/>
-                <w:szCs w:val="28"/>
-              </w:rPr>
-              <w:t xml:space="preserve"> *</w:t>
+              <w:t>電子信箱 *</w:t>
             </w:r>
           </w:p>
         </w:tc>
@@ -383,34 +300,7 @@
                 <w:sz w:val="28"/>
                 <w:szCs w:val="28"/>
               </w:rPr>
-              <w:t>聯絡電話</w:t>
-            </w:r>
-            <w:r>
-              <w:rPr>
-                <w:b/>
-                <w:bCs/>
-                <w:sz w:val="28"/>
-                <w:szCs w:val="28"/>
-              </w:rPr>
-              <w:t xml:space="preserve"> / </w:t>
-            </w:r>
-            <w:r>
-              <w:rPr>
-                <w:b/>
-                <w:bCs/>
-                <w:sz w:val="28"/>
-                <w:szCs w:val="28"/>
-              </w:rPr>
-              <w:t>手機</w:t>
-            </w:r>
-            <w:r>
-              <w:rPr>
-                <w:b/>
-                <w:bCs/>
-                <w:sz w:val="28"/>
-                <w:szCs w:val="28"/>
-              </w:rPr>
-              <w:t xml:space="preserve"> *</w:t>
+              <w:t>聯絡電話 / 手機 *</w:t>
             </w:r>
           </w:p>
         </w:tc>
@@ -448,16 +338,7 @@
                 <w:sz w:val="28"/>
                 <w:szCs w:val="28"/>
               </w:rPr>
-              <w:t>指定索樣產品與數量</w:t>
-            </w:r>
-            <w:r>
-              <w:rPr>
-                <w:b/>
-                <w:bCs/>
-                <w:sz w:val="28"/>
-                <w:szCs w:val="28"/>
-              </w:rPr>
-              <w:t xml:space="preserve"> *</w:t>
+              <w:t>索樣產品與數量 *</w:t>
             </w:r>
           </w:p>
         </w:tc>
@@ -504,16 +385,7 @@
                 <w:sz w:val="28"/>
                 <w:szCs w:val="28"/>
               </w:rPr>
-              <w:t>樣品寄送地址</w:t>
-            </w:r>
-            <w:r>
-              <w:rPr>
-                <w:b/>
-                <w:bCs/>
-                <w:sz w:val="28"/>
-                <w:szCs w:val="28"/>
-              </w:rPr>
-              <w:t xml:space="preserve"> *</w:t>
+              <w:t>樣品寄送地址 *</w:t>
             </w:r>
           </w:p>
         </w:tc>
@@ -560,25 +432,7 @@
                 <w:sz w:val="28"/>
                 <w:szCs w:val="28"/>
               </w:rPr>
-              <w:t>備註</w:t>
-            </w:r>
-            <w:r>
-              <w:rPr>
-                <w:b/>
-                <w:bCs/>
-                <w:sz w:val="28"/>
-                <w:szCs w:val="28"/>
-              </w:rPr>
-              <w:t xml:space="preserve"> / </w:t>
-            </w:r>
-            <w:r>
-              <w:rPr>
-                <w:b/>
-                <w:bCs/>
-                <w:sz w:val="28"/>
-                <w:szCs w:val="28"/>
-              </w:rPr>
-              <w:t>詢問內容</w:t>
+              <w:t>備註 / 詢問內容</w:t>
             </w:r>
           </w:p>
         </w:tc>
@@ -644,23 +498,15 @@
           <w:sz w:val="22"/>
           <w:szCs w:val="22"/>
         </w:rPr>
-        <w:t xml:space="preserve">※ </w:t>
-      </w:r>
-      <w:r>
-        <w:rPr>
-          <w:color w:val="475569"/>
-          <w:sz w:val="22"/>
-          <w:szCs w:val="22"/>
-        </w:rPr>
-        <w:t>本調查表內所含之個人資料將受我司嚴格保護，並僅作為公司業務聯繫使用。</w:t>
+        <w:t>※ 本調查表內所含之個人資料將受我司嚴格保護，並僅作為公司業務聯繫使用。</w:t>
       </w:r>
     </w:p>
     <w:p>
       <w:pPr>
         <w:spacing w:before="20"/>
         <w:rPr>
-          <w:sz w:val="28"/>
-          <w:szCs w:val="28"/>
+          <w:sz w:val="24"/>
+          <w:szCs w:val="24"/>
         </w:rPr>
       </w:pPr>
       <w:r>
@@ -670,16 +516,7 @@
           <w:sz w:val="24"/>
           <w:szCs w:val="24"/>
         </w:rPr>
-        <w:t>填妥後請傳真至</w:t>
-      </w:r>
-      <w:r>
-        <w:rPr>
-          <w:b/>
-          <w:bCs/>
-          <w:sz w:val="24"/>
-          <w:szCs w:val="24"/>
-        </w:rPr>
-        <w:t xml:space="preserve"> </w:t>
+        <w:t xml:space="preserve">填妥後請傳真至 </w:t>
       </w:r>
       <w:r>
         <w:rPr>
@@ -698,43 +535,7 @@
           <w:sz w:val="24"/>
           <w:szCs w:val="24"/>
         </w:rPr>
-        <w:t xml:space="preserve"> </w:t>
-      </w:r>
-      <w:r>
-        <w:rPr>
-          <w:b/>
-          <w:bCs/>
-          <w:sz w:val="24"/>
-          <w:szCs w:val="24"/>
-        </w:rPr>
-        <w:t>或</w:t>
-      </w:r>
-      <w:r>
-        <w:rPr>
-          <w:b/>
-          <w:bCs/>
-          <w:sz w:val="24"/>
-          <w:szCs w:val="24"/>
-        </w:rPr>
-        <w:t xml:space="preserve"> E-mail </w:t>
-      </w:r>
-      <w:r>
-        <w:rPr>
-          <w:b/>
-          <w:bCs/>
-          <w:sz w:val="24"/>
-          <w:szCs w:val="24"/>
-        </w:rPr>
-        <w:t>至</w:t>
-      </w:r>
-      <w:r>
-        <w:rPr>
-          <w:b/>
-          <w:bCs/>
-          <w:sz w:val="24"/>
-          <w:szCs w:val="24"/>
-        </w:rPr>
-        <w:t xml:space="preserve"> </w:t>
+        <w:t xml:space="preserve"> 或 E-mail 至 </w:t>
       </w:r>
       <w:r>
         <w:rPr>
@@ -753,6 +554,35 @@
         </w:rPr>
         <w:t>，我們將儘速為您處理。</w:t>
       </w:r>
+    </w:p>
+    <w:p>
+      <w:pPr>
+        <w:spacing w:before="20"/>
+        <w:jc w:val="right"/>
+        <w:rPr>
+          <w:sz w:val="24"/>
+          <w:szCs w:val="24"/>
+        </w:rPr>
+      </w:pPr>
+      <w:r>
+        <w:rPr>
+          <w:b/>
+          <w:bCs/>
+          <w:sz w:val="24"/>
+          <w:szCs w:val="24"/>
+        </w:rPr>
+        <w:t>填寫日期：______ 年 ______ 月 ______ 日</w:t>
+      </w:r>
+    </w:p>
+    <w:p>
+      <w:pPr>
+        <w:spacing w:before="20"/>
+        <w:rPr>
+          <w:rFonts w:hint="eastAsia"/>
+          <w:sz w:val="28"/>
+          <w:szCs w:val="28"/>
+        </w:rPr>
+      </w:pPr>
     </w:p>
     <w:sectPr>
       <w:pgSz w:w="11906" w:h="16838"/>
@@ -1383,7 +1213,6 @@
   <w:style w:type="character" w:default="1" w:styleId="a0">
     <w:name w:val="Default Paragraph Font"/>
     <w:uiPriority w:val="1"/>
-    <w:semiHidden/>
     <w:unhideWhenUsed/>
   </w:style>
   <w:style w:type="table" w:default="1" w:styleId="a1">
